--- a/보관본/러시아 인권변호사/Word/9부/9부_3화_낙인.docx
+++ b/보관본/러시아 인권변호사/Word/9부/9부_3화_낙인.docx
@@ -551,7 +551,7 @@
           <w:i w:val="0"/>
           <w:sz w:val="22"/>
         </w:rPr>
-        <w:t>И решили начать с закона, за который я воюю с «Света»?</w:t>
+        <w:t>И решили начать с закона, за который я воюю со времён «Света»?</w:t>
       </w:r>
     </w:p>
     <w:p>
@@ -4598,7 +4598,7 @@
           <w:i w:val="0"/>
           <w:sz w:val="22"/>
         </w:rPr>
-        <w:t xml:space="preserve"> Спокойная страна голосовала против?</w:t>
+        <w:t xml:space="preserve"> «Спокойная страна» голосовала против?</w:t>
       </w:r>
     </w:p>
     <w:p>
@@ -5182,7 +5182,7 @@
           <w:i w:val="0"/>
           <w:sz w:val="22"/>
         </w:rPr>
-        <w:t xml:space="preserve"> — 차츠키가 파무소프 무리의 위선을 고발하는 유명한 독백의 첫머리. 장면 6에서 “시민들이 스스로 판단하게 하자”는 소모프에게 이리나가 “지금 판단하는 것은 시민이 아니라 등록부 관리”라며 쓴다. 이리나는 이어서 「지혜의 슬픔」이 작가 생전에 끝내 전문이 출간되지 못하고 필사본으로 퍼졌다는 사실로 “등록부는 희곡을 막지 못했고, 사람들은 검열관의 이름만 잊었다”고 받는다. 8부 4화에서 료샤와 카탸가 차츠키를 두고 농담하던 이리나가, 처음으로 료샤 없이 자기 목소리로 공적 무대에 서는 순간의 인용.</w:t>
+        <w:t xml:space="preserve"> — 차츠키가 파무소프 무리의 위선을 고발하는 유명한 독백의 첫머리. 장면 6에서 “시민들이 스스로 판단하게 하자”는 소모프에게 이리나가 “지금 판단하는 것은 시민이 아니라 등록부 관리”라며 쓴다. 이리나는 이어서 「지혜의 슬픔」이 작가 생전에 끝내 전문이 출간되지 못하고 필사본으로 퍼졌다는 사실로 “등록부는 희곡을 막지 못했고, 사람들은 검열관의 이름만 잊었다”고 받는다. 8부 6화에서 료샤와 카탸가 차츠키를 두고 농담하던 이리나가, 처음으로 료샤 없이 자기 목소리로 공적 무대에 서는 순간의 인용.</w:t>
       </w:r>
     </w:p>
     <w:p>

--- a/보관본/러시아 인권변호사/Word/9부/9부_3화_낙인.docx
+++ b/보관본/러시아 인권변호사/Word/9부/9부_3화_낙인.docx
@@ -305,7 +305,7 @@
           <w:i w:val="0"/>
           <w:sz w:val="22"/>
         </w:rPr>
-        <w:t>Тень, которая пройдёт. С этим вариантом у нас двести шестьдесят голосов. Без него — осенью, после выборов, когда вас здесь не будет. Или никогда.</w:t>
+        <w:t>Тень, которая пройдёт. С этим вариантом у нас двести шестьдесят голосов. Без него — после выборов, когда вас здесь уже не будет. Или никогда.</w:t>
       </w:r>
     </w:p>
     <w:p>
@@ -781,7 +781,7 @@
           <w:i w:val="0"/>
           <w:sz w:val="22"/>
         </w:rPr>
-        <w:t>Катя, закройте дверь, пожалуйста. У меня к вам просьба. Не служебная.</w:t>
+        <w:t>Екатерина Ивановна, закройте дверь, пожалуйста. У меня к вам просьба. Не служебная.</w:t>
       </w:r>
     </w:p>
     <w:p>
@@ -1198,7 +1198,7 @@
           <w:i w:val="0"/>
           <w:sz w:val="22"/>
         </w:rPr>
-        <w:t>Катя, я не буду вас уговаривать. Слушания в два. Если придёте — место в зале для вас будет. Если нет — я пойму.</w:t>
+        <w:t>Екатерина Ивановна, я не буду вас уговаривать. Слушания в два. Если придёте — место в зале для вас будет. Если нет — я пойму.</w:t>
       </w:r>
     </w:p>
     <w:p>
@@ -5159,7 +5159,7 @@
           <w:i w:val="0"/>
           <w:sz w:val="22"/>
         </w:rPr>
-        <w:t xml:space="preserve"> — 남의 입에는 보자기를 씌울 수 없다, 곧 남의 말은 막을 수 없다는 속담. 장면 5 청문회에서 카탸가 어머니의 말로 꺼낸다. 「Свет」가 등록부에 오른 뒤 학교 교장에게 “딸이 외국을 위해 일하느냐”는 추궁을 받은 교사 어머니가 “이웃의 입은 막을 수 없다”며 딸을 달랬지만, 카탸는 “그건 이웃이 아니라 국가다. 이웃에게는 입(роток)이 있지만 국가에게는 도장(печать)이 있다”고 뒤집는다. 소문과 국가의 낙인은 다르다는 이 화의 논지를 서민의 말로 세운다. 장면 8에서 료샤가 이 대목을 되짚는다.</w:t>
+        <w:t xml:space="preserve"> — 한국어 해설: 남의 입에는 보자기를 씌울 수 없다, 곧 남의 말은 막을 수 없다는 속담. 장면 5 청문회에서 카탸가 어머니의 말로 꺼낸다. 「Свет」가 등록부에 오른 뒤 학교 교장에게 “딸이 외국을 위해 일하느냐”는 추궁을 받은 교사 어머니가 “이웃의 입은 막을 수 없다”며 딸을 달랬지만, 카탸는 “그건 이웃이 아니라 국가다. 이웃에게는 입(роток)이 있지만 국가에게는 도장(печать)이 있다”고 뒤집는다. 소문과 국가의 낙인은 다르다는 이 화의 논지를 서민의 말로 세운다. 장면 8에서 료샤가 이 대목을 되짚는다.</w:t>
       </w:r>
     </w:p>
     <w:p>
@@ -5182,7 +5182,7 @@
           <w:i w:val="0"/>
           <w:sz w:val="22"/>
         </w:rPr>
-        <w:t xml:space="preserve"> — 차츠키가 파무소프 무리의 위선을 고발하는 유명한 독백의 첫머리. 장면 6에서 “시민들이 스스로 판단하게 하자”는 소모프에게 이리나가 “지금 판단하는 것은 시민이 아니라 등록부 관리”라며 쓴다. 이리나는 이어서 「지혜의 슬픔」이 작가 생전에 끝내 전문이 출간되지 못하고 필사본으로 퍼졌다는 사실로 “등록부는 희곡을 막지 못했고, 사람들은 검열관의 이름만 잊었다”고 받는다. 8부 6화에서 료샤와 카탸가 차츠키를 두고 농담하던 이리나가, 처음으로 료샤 없이 자기 목소리로 공적 무대에 서는 순간의 인용.</w:t>
+        <w:t xml:space="preserve"> — 한국어 해설: 차츠키가 파무소프 무리의 위선을 고발하는 유명한 독백의 첫머리. 장면 6에서 “시민들이 스스로 판단하게 하자”는 소모프에게 이리나가 “지금 판단하는 것은 시민이 아니라 등록부 관리”라며 쓴다. 이리나는 이어서 「지혜의 슬픔」이 작가 생전에 끝내 전문이 출간되지 못하고 필사본으로 퍼졌다는 사실로 “등록부는 희곡을 막지 못했고, 사람들은 검열관의 이름만 잊었다”고 받는다. 8부 6화에서 료샤와 카탸가 차츠키를 두고 농담하던 이리나가, 처음으로 료샤 없이 자기 목소리로 공적 무대에 서는 순간의 인용.</w:t>
       </w:r>
     </w:p>
     <w:p>
